--- a/transcripts/The IT Crowd/Transcript files/TIC-10-25-Aqeel Shahid.docx
+++ b/transcripts/The IT Crowd/Transcript files/TIC-10-25-Aqeel Shahid.docx
@@ -1,7 +1,6 @@
 
 <file path=word/document.xml><?xml version="1.0" encoding="utf-8"?>
-<w:document xmlns:wpc="http://schemas.microsoft.com/office/word/2010/wordprocessingCanvas" xmlns:mc="http://schemas.openxmlformats.org/markup-compatibility/2006" xmlns:o="urn:schemas-microsoft-com:office:office" xmlns:r="http://schemas.openxmlformats.org/officeDocument/2006/relationships" xmlns:m="http://schemas.openxmlformats.org/officeDocument/2006/math" xmlns:v="urn:schemas-microsoft-com:vml" xmlns:wp14="http://schemas.microsoft.com/office/word/2010/wordprocessingDrawing" xmlns:wp="http://schemas.openxmlformats.org/drawingml/2006/wordprocessingDrawing" xmlns:w10="urn:schemas-microsoft-com:office:word" xmlns:w="http://schemas.openxmlformats.org/wordprocessingml/2006/main" xmlns:w14="http://schemas.microsoft.com/office/word/2010/wordml" xmlns:w15="http://schemas.microsoft.com/office/word/2012/wordml" xmlns:wpg="http://schemas.microsoft.com/office/word/2010/wordprocessingGroup" xmlns:wpi="http://schemas.microsoft.com/office/word/2010/wordprocessingInk" xmlns:wne="http://schemas.microsoft.com/office/word/2006/wordml" xmlns:wps="http://schemas.microsoft.com/office/word/2010/wordprocessingShape" mc:Ignorable="w14 w15 wp14">
-  <w:background w:color="FFFFFF"/>
+<w:document xmlns:wpc="http://schemas.microsoft.com/office/word/2010/wordprocessingCanvas" xmlns:mc="http://schemas.openxmlformats.org/markup-compatibility/2006" xmlns:o="urn:schemas-microsoft-com:office:office" xmlns:r="http://schemas.openxmlformats.org/officeDocument/2006/relationships" xmlns:m="http://schemas.openxmlformats.org/officeDocument/2006/math" xmlns:v="urn:schemas-microsoft-com:vml" xmlns:wp14="http://schemas.microsoft.com/office/word/2010/wordprocessingDrawing" xmlns:wp="http://schemas.openxmlformats.org/drawingml/2006/wordprocessingDrawing" xmlns:w10="urn:schemas-microsoft-com:office:word" xmlns:w="http://schemas.openxmlformats.org/wordprocessingml/2006/main" xmlns:w14="http://schemas.microsoft.com/office/word/2010/wordml" xmlns:w15="http://schemas.microsoft.com/office/word/2012/wordml" xmlns:wpg="http://schemas.microsoft.com/office/word/2010/wordprocessingGroup" xmlns:wpi="http://schemas.microsoft.com/office/word/2010/wordprocessingInk" xmlns:wne="http://schemas.microsoft.com/office/word/2006/wordml" xmlns:wps="http://schemas.microsoft.com/office/word/2010/wordprocessingShape" xmlns:cx="http://schemas.microsoft.com/office/drawing/2014/chartex" xmlns:cx1="http://schemas.microsoft.com/office/drawing/2015/9/8/chartex" xmlns:cx2="http://schemas.microsoft.com/office/drawing/2015/10/21/chartex" xmlns:cx3="http://schemas.microsoft.com/office/drawing/2016/5/9/chartex" xmlns:cx4="http://schemas.microsoft.com/office/drawing/2016/5/10/chartex" xmlns:cx5="http://schemas.microsoft.com/office/drawing/2016/5/11/chartex" xmlns:cx6="http://schemas.microsoft.com/office/drawing/2016/5/12/chartex" xmlns:cx7="http://schemas.microsoft.com/office/drawing/2016/5/13/chartex" xmlns:cx8="http://schemas.microsoft.com/office/drawing/2016/5/14/chartex" xmlns:aink="http://schemas.microsoft.com/office/drawing/2016/ink" xmlns:am3d="http://schemas.microsoft.com/office/drawing/2017/model3d" xmlns:w16cex="http://schemas.microsoft.com/office/word/2018/wordml/cex" xmlns:w16cid="http://schemas.microsoft.com/office/word/2016/wordml/cid" xmlns:w16="http://schemas.microsoft.com/office/word/2018/wordml" xmlns:w16sdtdh="http://schemas.microsoft.com/office/word/2020/wordml/sdtdatahash" xmlns:w16se="http://schemas.microsoft.com/office/word/2015/wordml/symex" mc:Ignorable="w14 w15 wp14">
   <w:body>
     <w:p>
       <w:pPr>
@@ -26,9 +25,9 @@
       </w:r>
       <w:r>
         <w:rPr>
-          <w:b w:val="true"/>
-          <w:bCs w:val="true"/>
-          <w:color w:val="72B372"/>
+          <w:b/>
+          <w:bCs/>
+          <w:color w:val="489872"/>
         </w:rPr>
         <w:t xml:space="preserve">Richard Rodriguez:</w:t>
       </w:r>
@@ -51,9 +50,9 @@
       </w:r>
       <w:r>
         <w:rPr>
-          <w:b w:val="true"/>
-          <w:bCs w:val="true"/>
-          <w:color w:val="DE4A1D"/>
+          <w:b/>
+          <w:bCs/>
+          <w:color w:val="DC7D3E"/>
         </w:rPr>
         <w:t xml:space="preserve">Aqeel Shahid:</w:t>
       </w:r>
@@ -76,9 +75,9 @@
       </w:r>
       <w:r>
         <w:rPr>
-          <w:b w:val="true"/>
-          <w:bCs w:val="true"/>
-          <w:color w:val="72B372"/>
+          <w:b/>
+          <w:bCs/>
+          <w:color w:val="489872"/>
         </w:rPr>
         <w:t xml:space="preserve">Richard Rodriguez:</w:t>
       </w:r>
@@ -101,9 +100,9 @@
       </w:r>
       <w:r>
         <w:rPr>
-          <w:b w:val="true"/>
-          <w:bCs w:val="true"/>
-          <w:color w:val="72B372"/>
+          <w:b/>
+          <w:bCs/>
+          <w:color w:val="489872"/>
         </w:rPr>
         <w:t xml:space="preserve">Richard Rodriguez:</w:t>
       </w:r>
@@ -126,9 +125,9 @@
       </w:r>
       <w:r>
         <w:rPr>
-          <w:b w:val="true"/>
-          <w:bCs w:val="true"/>
-          <w:color w:val="6600CC"/>
+          <w:b/>
+          <w:bCs/>
+          <w:color w:val="9C5DE1"/>
         </w:rPr>
         <w:t xml:space="preserve">Aqeel Shadid:</w:t>
       </w:r>
@@ -151,9 +150,9 @@
       </w:r>
       <w:r>
         <w:rPr>
-          <w:b w:val="true"/>
-          <w:bCs w:val="true"/>
-          <w:color w:val="6600CC"/>
+          <w:b/>
+          <w:bCs/>
+          <w:color w:val="9C5DE1"/>
         </w:rPr>
         <w:t xml:space="preserve">Aqeel Shadid:</w:t>
       </w:r>
@@ -185,9 +184,9 @@
       </w:r>
       <w:r>
         <w:rPr>
-          <w:b w:val="true"/>
-          <w:bCs w:val="true"/>
-          <w:color w:val="6600CC"/>
+          <w:b/>
+          <w:bCs/>
+          <w:color w:val="9C5DE1"/>
         </w:rPr>
         <w:t xml:space="preserve">Aqeel Shadid:</w:t>
       </w:r>
@@ -210,9 +209,9 @@
       </w:r>
       <w:r>
         <w:rPr>
-          <w:b w:val="true"/>
-          <w:bCs w:val="true"/>
-          <w:color w:val="6600CC"/>
+          <w:b/>
+          <w:bCs/>
+          <w:color w:val="9C5DE1"/>
         </w:rPr>
         <w:t xml:space="preserve">Aqeel Shadid:</w:t>
       </w:r>
@@ -235,9 +234,9 @@
       </w:r>
       <w:r>
         <w:rPr>
-          <w:b w:val="true"/>
-          <w:bCs w:val="true"/>
-          <w:color w:val="72B372"/>
+          <w:b/>
+          <w:bCs/>
+          <w:color w:val="489872"/>
         </w:rPr>
         <w:t xml:space="preserve">Richard Rodriguez:</w:t>
       </w:r>
@@ -260,9 +259,9 @@
       </w:r>
       <w:r>
         <w:rPr>
-          <w:b w:val="true"/>
-          <w:bCs w:val="true"/>
-          <w:color w:val="72B372"/>
+          <w:b/>
+          <w:bCs/>
+          <w:color w:val="489872"/>
         </w:rPr>
         <w:t xml:space="preserve">Richard Rodriguez:</w:t>
       </w:r>
@@ -294,9 +293,9 @@
       </w:r>
       <w:r>
         <w:rPr>
-          <w:b w:val="true"/>
-          <w:bCs w:val="true"/>
-          <w:color w:val="6600CC"/>
+          <w:b/>
+          <w:bCs/>
+          <w:color w:val="9C5DE1"/>
         </w:rPr>
         <w:t xml:space="preserve">Aqeel Shadid:</w:t>
       </w:r>
@@ -319,9 +318,9 @@
       </w:r>
       <w:r>
         <w:rPr>
-          <w:b w:val="true"/>
-          <w:bCs w:val="true"/>
-          <w:color w:val="6600CC"/>
+          <w:b/>
+          <w:bCs/>
+          <w:color w:val="9C5DE1"/>
         </w:rPr>
         <w:t xml:space="preserve">Aqeel Shadid:</w:t>
       </w:r>
@@ -344,9 +343,9 @@
       </w:r>
       <w:r>
         <w:rPr>
-          <w:b w:val="true"/>
-          <w:bCs w:val="true"/>
-          <w:color w:val="72B372"/>
+          <w:b/>
+          <w:bCs/>
+          <w:color w:val="489872"/>
         </w:rPr>
         <w:t xml:space="preserve">Richard Rodriguez:</w:t>
       </w:r>
@@ -378,9 +377,9 @@
       </w:r>
       <w:r>
         <w:rPr>
-          <w:b w:val="true"/>
-          <w:bCs w:val="true"/>
-          <w:color w:val="6600CC"/>
+          <w:b/>
+          <w:bCs/>
+          <w:color w:val="9C5DE1"/>
         </w:rPr>
         <w:t xml:space="preserve">Aqeel Shadid:</w:t>
       </w:r>
@@ -403,9 +402,9 @@
       </w:r>
       <w:r>
         <w:rPr>
-          <w:b w:val="true"/>
-          <w:bCs w:val="true"/>
-          <w:color w:val="6600CC"/>
+          <w:b/>
+          <w:bCs/>
+          <w:color w:val="9C5DE1"/>
         </w:rPr>
         <w:t xml:space="preserve">Aqeel Shadid:</w:t>
       </w:r>
@@ -428,9 +427,9 @@
       </w:r>
       <w:r>
         <w:rPr>
-          <w:b w:val="true"/>
-          <w:bCs w:val="true"/>
-          <w:color w:val="6600CC"/>
+          <w:b/>
+          <w:bCs/>
+          <w:color w:val="9C5DE1"/>
         </w:rPr>
         <w:t xml:space="preserve">Aqeel Shadid:</w:t>
       </w:r>
@@ -453,9 +452,9 @@
       </w:r>
       <w:r>
         <w:rPr>
-          <w:b w:val="true"/>
-          <w:bCs w:val="true"/>
-          <w:color w:val="6600CC"/>
+          <w:b/>
+          <w:bCs/>
+          <w:color w:val="9C5DE1"/>
         </w:rPr>
         <w:t xml:space="preserve">Aqeel Shadid:</w:t>
       </w:r>
@@ -487,9 +486,9 @@
       </w:r>
       <w:r>
         <w:rPr>
-          <w:b w:val="true"/>
-          <w:bCs w:val="true"/>
-          <w:color w:val="6600CC"/>
+          <w:b/>
+          <w:bCs/>
+          <w:color w:val="9C5DE1"/>
         </w:rPr>
         <w:t xml:space="preserve">Aqeel Shadid:</w:t>
       </w:r>
@@ -512,9 +511,9 @@
       </w:r>
       <w:r>
         <w:rPr>
-          <w:b w:val="true"/>
-          <w:bCs w:val="true"/>
-          <w:color w:val="6600CC"/>
+          <w:b/>
+          <w:bCs/>
+          <w:color w:val="9C5DE1"/>
         </w:rPr>
         <w:t xml:space="preserve">Aqeel Shadid:</w:t>
       </w:r>
@@ -537,9 +536,9 @@
       </w:r>
       <w:r>
         <w:rPr>
-          <w:b w:val="true"/>
-          <w:bCs w:val="true"/>
-          <w:color w:val="6600CC"/>
+          <w:b/>
+          <w:bCs/>
+          <w:color w:val="9C5DE1"/>
         </w:rPr>
         <w:t xml:space="preserve">Aqeel Shadid:</w:t>
       </w:r>
@@ -571,9 +570,9 @@
       </w:r>
       <w:r>
         <w:rPr>
-          <w:b w:val="true"/>
-          <w:bCs w:val="true"/>
-          <w:color w:val="6600CC"/>
+          <w:b/>
+          <w:bCs/>
+          <w:color w:val="9C5DE1"/>
         </w:rPr>
         <w:t xml:space="preserve">Aqeel Shadid:</w:t>
       </w:r>
@@ -596,9 +595,9 @@
       </w:r>
       <w:r>
         <w:rPr>
-          <w:b w:val="true"/>
-          <w:bCs w:val="true"/>
-          <w:color w:val="72B372"/>
+          <w:b/>
+          <w:bCs/>
+          <w:color w:val="489872"/>
         </w:rPr>
         <w:t xml:space="preserve">Richard Rodriguez:</w:t>
       </w:r>
@@ -621,9 +620,9 @@
       </w:r>
       <w:r>
         <w:rPr>
-          <w:b w:val="true"/>
-          <w:bCs w:val="true"/>
-          <w:color w:val="72B372"/>
+          <w:b/>
+          <w:bCs/>
+          <w:color w:val="489872"/>
         </w:rPr>
         <w:t xml:space="preserve">Richard Rodriguez:</w:t>
       </w:r>
@@ -655,9 +654,9 @@
       </w:r>
       <w:r>
         <w:rPr>
-          <w:b w:val="true"/>
-          <w:bCs w:val="true"/>
-          <w:color w:val="72B372"/>
+          <w:b/>
+          <w:bCs/>
+          <w:color w:val="489872"/>
         </w:rPr>
         <w:t xml:space="preserve">Richard Rodriguez:</w:t>
       </w:r>
@@ -680,9 +679,9 @@
       </w:r>
       <w:r>
         <w:rPr>
-          <w:b w:val="true"/>
-          <w:bCs w:val="true"/>
-          <w:color w:val="6600CC"/>
+          <w:b/>
+          <w:bCs/>
+          <w:color w:val="9C5DE1"/>
         </w:rPr>
         <w:t xml:space="preserve">Aqeel Shadid:</w:t>
       </w:r>
@@ -705,9 +704,9 @@
       </w:r>
       <w:r>
         <w:rPr>
-          <w:b w:val="true"/>
-          <w:bCs w:val="true"/>
-          <w:color w:val="6600CC"/>
+          <w:b/>
+          <w:bCs/>
+          <w:color w:val="9C5DE1"/>
         </w:rPr>
         <w:t xml:space="preserve">Aqeel Shadid:</w:t>
       </w:r>
@@ -730,9 +729,9 @@
       </w:r>
       <w:r>
         <w:rPr>
-          <w:b w:val="true"/>
-          <w:bCs w:val="true"/>
-          <w:color w:val="6600CC"/>
+          <w:b/>
+          <w:bCs/>
+          <w:color w:val="9C5DE1"/>
         </w:rPr>
         <w:t xml:space="preserve">Aqeel Shadid:</w:t>
       </w:r>
@@ -764,9 +763,9 @@
       </w:r>
       <w:r>
         <w:rPr>
-          <w:b w:val="true"/>
-          <w:bCs w:val="true"/>
-          <w:color w:val="6600CC"/>
+          <w:b/>
+          <w:bCs/>
+          <w:color w:val="9C5DE1"/>
         </w:rPr>
         <w:t xml:space="preserve">Aqeel Shadid:</w:t>
       </w:r>
@@ -789,9 +788,9 @@
       </w:r>
       <w:r>
         <w:rPr>
-          <w:b w:val="true"/>
-          <w:bCs w:val="true"/>
-          <w:color w:val="6600CC"/>
+          <w:b/>
+          <w:bCs/>
+          <w:color w:val="9C5DE1"/>
         </w:rPr>
         <w:t xml:space="preserve">Aqeel Shadid:</w:t>
       </w:r>
@@ -814,9 +813,9 @@
       </w:r>
       <w:r>
         <w:rPr>
-          <w:b w:val="true"/>
-          <w:bCs w:val="true"/>
-          <w:color w:val="6600CC"/>
+          <w:b/>
+          <w:bCs/>
+          <w:color w:val="9C5DE1"/>
         </w:rPr>
         <w:t xml:space="preserve">Aqeel Shadid:</w:t>
       </w:r>
@@ -848,9 +847,9 @@
       </w:r>
       <w:r>
         <w:rPr>
-          <w:b w:val="true"/>
-          <w:bCs w:val="true"/>
-          <w:color w:val="6600CC"/>
+          <w:b/>
+          <w:bCs/>
+          <w:color w:val="9C5DE1"/>
         </w:rPr>
         <w:t xml:space="preserve">Aqeel Shadid:</w:t>
       </w:r>
@@ -873,9 +872,9 @@
       </w:r>
       <w:r>
         <w:rPr>
-          <w:b w:val="true"/>
-          <w:bCs w:val="true"/>
-          <w:color w:val="6600CC"/>
+          <w:b/>
+          <w:bCs/>
+          <w:color w:val="9C5DE1"/>
         </w:rPr>
         <w:t xml:space="preserve">Aqeel Shadid:</w:t>
       </w:r>
@@ -898,9 +897,9 @@
       </w:r>
       <w:r>
         <w:rPr>
-          <w:b w:val="true"/>
-          <w:bCs w:val="true"/>
-          <w:color w:val="6600CC"/>
+          <w:b/>
+          <w:bCs/>
+          <w:color w:val="9C5DE1"/>
         </w:rPr>
         <w:t xml:space="preserve">Aqeel Shadid:</w:t>
       </w:r>
@@ -932,9 +931,9 @@
       </w:r>
       <w:r>
         <w:rPr>
-          <w:b w:val="true"/>
-          <w:bCs w:val="true"/>
-          <w:color w:val="6600CC"/>
+          <w:b/>
+          <w:bCs/>
+          <w:color w:val="9C5DE1"/>
         </w:rPr>
         <w:t xml:space="preserve">Aqeel Shadid:</w:t>
       </w:r>
@@ -957,9 +956,9 @@
       </w:r>
       <w:r>
         <w:rPr>
-          <w:b w:val="true"/>
-          <w:bCs w:val="true"/>
-          <w:color w:val="72B372"/>
+          <w:b/>
+          <w:bCs/>
+          <w:color w:val="489872"/>
         </w:rPr>
         <w:t xml:space="preserve">Richard Rodriguez:</w:t>
       </w:r>
@@ -982,9 +981,9 @@
       </w:r>
       <w:r>
         <w:rPr>
-          <w:b w:val="true"/>
-          <w:bCs w:val="true"/>
-          <w:color w:val="72B372"/>
+          <w:b/>
+          <w:bCs/>
+          <w:color w:val="489872"/>
         </w:rPr>
         <w:t xml:space="preserve">Richard Rodriguez:</w:t>
       </w:r>
@@ -1007,9 +1006,9 @@
       </w:r>
       <w:r>
         <w:rPr>
-          <w:b w:val="true"/>
-          <w:bCs w:val="true"/>
-          <w:color w:val="6600CC"/>
+          <w:b/>
+          <w:bCs/>
+          <w:color w:val="9C5DE1"/>
         </w:rPr>
         <w:t xml:space="preserve">Aqeel Shadid:</w:t>
       </w:r>
@@ -1041,9 +1040,9 @@
       </w:r>
       <w:r>
         <w:rPr>
-          <w:b w:val="true"/>
-          <w:bCs w:val="true"/>
-          <w:color w:val="6600CC"/>
+          <w:b/>
+          <w:bCs/>
+          <w:color w:val="9C5DE1"/>
         </w:rPr>
         <w:t xml:space="preserve">Aqeel Shadid:</w:t>
       </w:r>
@@ -1066,9 +1065,9 @@
       </w:r>
       <w:r>
         <w:rPr>
-          <w:b w:val="true"/>
-          <w:bCs w:val="true"/>
-          <w:color w:val="6600CC"/>
+          <w:b/>
+          <w:bCs/>
+          <w:color w:val="9C5DE1"/>
         </w:rPr>
         <w:t xml:space="preserve">Aqeel Shadid:</w:t>
       </w:r>
@@ -1091,9 +1090,9 @@
       </w:r>
       <w:r>
         <w:rPr>
-          <w:b w:val="true"/>
-          <w:bCs w:val="true"/>
-          <w:color w:val="6600CC"/>
+          <w:b/>
+          <w:bCs/>
+          <w:color w:val="9C5DE1"/>
         </w:rPr>
         <w:t xml:space="preserve">Aqeel Shadid:</w:t>
       </w:r>
@@ -1116,9 +1115,9 @@
       </w:r>
       <w:r>
         <w:rPr>
-          <w:b w:val="true"/>
-          <w:bCs w:val="true"/>
-          <w:color w:val="6600CC"/>
+          <w:b/>
+          <w:bCs/>
+          <w:color w:val="9C5DE1"/>
         </w:rPr>
         <w:t xml:space="preserve">Aqeel Shadid:</w:t>
       </w:r>
@@ -1150,9 +1149,9 @@
       </w:r>
       <w:r>
         <w:rPr>
-          <w:b w:val="true"/>
-          <w:bCs w:val="true"/>
-          <w:color w:val="6600CC"/>
+          <w:b/>
+          <w:bCs/>
+          <w:color w:val="9C5DE1"/>
         </w:rPr>
         <w:t xml:space="preserve">Aqeel Shadid:</w:t>
       </w:r>
@@ -1175,9 +1174,9 @@
       </w:r>
       <w:r>
         <w:rPr>
-          <w:b w:val="true"/>
-          <w:bCs w:val="true"/>
-          <w:color w:val="6600CC"/>
+          <w:b/>
+          <w:bCs/>
+          <w:color w:val="9C5DE1"/>
         </w:rPr>
         <w:t xml:space="preserve">Aqeel Shadid:</w:t>
       </w:r>
@@ -1200,9 +1199,9 @@
       </w:r>
       <w:r>
         <w:rPr>
-          <w:b w:val="true"/>
-          <w:bCs w:val="true"/>
-          <w:color w:val="72B372"/>
+          <w:b/>
+          <w:bCs/>
+          <w:color w:val="489872"/>
         </w:rPr>
         <w:t xml:space="preserve">Richard Rodriguez:</w:t>
       </w:r>
@@ -1225,9 +1224,9 @@
       </w:r>
       <w:r>
         <w:rPr>
-          <w:b w:val="true"/>
-          <w:bCs w:val="true"/>
-          <w:color w:val="6600CC"/>
+          <w:b/>
+          <w:bCs/>
+          <w:color w:val="9C5DE1"/>
         </w:rPr>
         <w:t xml:space="preserve">Aqeel Shadid:</w:t>
       </w:r>
@@ -1250,9 +1249,9 @@
       </w:r>
       <w:r>
         <w:rPr>
-          <w:b w:val="true"/>
-          <w:bCs w:val="true"/>
-          <w:color w:val="6600CC"/>
+          <w:b/>
+          <w:bCs/>
+          <w:color w:val="9C5DE1"/>
         </w:rPr>
         <w:t xml:space="preserve">Aqeel Shadid:</w:t>
       </w:r>
@@ -1284,9 +1283,9 @@
       </w:r>
       <w:r>
         <w:rPr>
-          <w:b w:val="true"/>
-          <w:bCs w:val="true"/>
-          <w:color w:val="6600CC"/>
+          <w:b/>
+          <w:bCs/>
+          <w:color w:val="9C5DE1"/>
         </w:rPr>
         <w:t xml:space="preserve">Aqeel Shadid:</w:t>
       </w:r>
@@ -1309,9 +1308,9 @@
       </w:r>
       <w:r>
         <w:rPr>
-          <w:b w:val="true"/>
-          <w:bCs w:val="true"/>
-          <w:color w:val="6600CC"/>
+          <w:b/>
+          <w:bCs/>
+          <w:color w:val="9C5DE1"/>
         </w:rPr>
         <w:t xml:space="preserve">Aqeel Shadid:</w:t>
       </w:r>
@@ -1334,9 +1333,9 @@
       </w:r>
       <w:r>
         <w:rPr>
-          <w:b w:val="true"/>
-          <w:bCs w:val="true"/>
-          <w:color w:val="6600CC"/>
+          <w:b/>
+          <w:bCs/>
+          <w:color w:val="9C5DE1"/>
         </w:rPr>
         <w:t xml:space="preserve">Aqeel Shadid:</w:t>
       </w:r>
@@ -1368,9 +1367,9 @@
       </w:r>
       <w:r>
         <w:rPr>
-          <w:b w:val="true"/>
-          <w:bCs w:val="true"/>
-          <w:color w:val="6600CC"/>
+          <w:b/>
+          <w:bCs/>
+          <w:color w:val="9C5DE1"/>
         </w:rPr>
         <w:t xml:space="preserve">Aqeel Shadid:</w:t>
       </w:r>
@@ -1393,9 +1392,9 @@
       </w:r>
       <w:r>
         <w:rPr>
-          <w:b w:val="true"/>
-          <w:bCs w:val="true"/>
-          <w:color w:val="6600CC"/>
+          <w:b/>
+          <w:bCs/>
+          <w:color w:val="9C5DE1"/>
         </w:rPr>
         <w:t xml:space="preserve">Aqeel Shadid:</w:t>
       </w:r>
@@ -1427,9 +1426,9 @@
       </w:r>
       <w:r>
         <w:rPr>
-          <w:b w:val="true"/>
-          <w:bCs w:val="true"/>
-          <w:color w:val="6600CC"/>
+          <w:b/>
+          <w:bCs/>
+          <w:color w:val="9C5DE1"/>
         </w:rPr>
         <w:t xml:space="preserve">Aqeel Shadid:</w:t>
       </w:r>
@@ -1452,9 +1451,9 @@
       </w:r>
       <w:r>
         <w:rPr>
-          <w:b w:val="true"/>
-          <w:bCs w:val="true"/>
-          <w:color w:val="6600CC"/>
+          <w:b/>
+          <w:bCs/>
+          <w:color w:val="9C5DE1"/>
         </w:rPr>
         <w:t xml:space="preserve">Aqeel Shadid:</w:t>
       </w:r>
@@ -1477,9 +1476,9 @@
       </w:r>
       <w:r>
         <w:rPr>
-          <w:b w:val="true"/>
-          <w:bCs w:val="true"/>
-          <w:color w:val="72B372"/>
+          <w:b/>
+          <w:bCs/>
+          <w:color w:val="489872"/>
         </w:rPr>
         <w:t xml:space="preserve">Richard Rodriguez:</w:t>
       </w:r>
@@ -1502,9 +1501,9 @@
       </w:r>
       <w:r>
         <w:rPr>
-          <w:b w:val="true"/>
-          <w:bCs w:val="true"/>
-          <w:color w:val="72B372"/>
+          <w:b/>
+          <w:bCs/>
+          <w:color w:val="489872"/>
         </w:rPr>
         <w:t xml:space="preserve">Richard Rodriguez:</w:t>
       </w:r>
@@ -1536,9 +1535,9 @@
       </w:r>
       <w:r>
         <w:rPr>
-          <w:b w:val="true"/>
-          <w:bCs w:val="true"/>
-          <w:color w:val="72B372"/>
+          <w:b/>
+          <w:bCs/>
+          <w:color w:val="489872"/>
         </w:rPr>
         <w:t xml:space="preserve">Richard Rodriguez:</w:t>
       </w:r>
@@ -1561,9 +1560,9 @@
       </w:r>
       <w:r>
         <w:rPr>
-          <w:b w:val="true"/>
-          <w:bCs w:val="true"/>
-          <w:color w:val="6600CC"/>
+          <w:b/>
+          <w:bCs/>
+          <w:color w:val="9C5DE1"/>
         </w:rPr>
         <w:t xml:space="preserve">Aqeel Shadid:</w:t>
       </w:r>
@@ -1586,9 +1585,9 @@
       </w:r>
       <w:r>
         <w:rPr>
-          <w:b w:val="true"/>
-          <w:bCs w:val="true"/>
-          <w:color w:val="6600CC"/>
+          <w:b/>
+          <w:bCs/>
+          <w:color w:val="9C5DE1"/>
         </w:rPr>
         <w:t xml:space="preserve">Aqeel Shadid:</w:t>
       </w:r>
@@ -1611,9 +1610,9 @@
       </w:r>
       <w:r>
         <w:rPr>
-          <w:b w:val="true"/>
-          <w:bCs w:val="true"/>
-          <w:color w:val="6600CC"/>
+          <w:b/>
+          <w:bCs/>
+          <w:color w:val="9C5DE1"/>
         </w:rPr>
         <w:t xml:space="preserve">Aqeel Shadid:</w:t>
       </w:r>
@@ -1636,9 +1635,9 @@
       </w:r>
       <w:r>
         <w:rPr>
-          <w:b w:val="true"/>
-          <w:bCs w:val="true"/>
-          <w:color w:val="72B372"/>
+          <w:b/>
+          <w:bCs/>
+          <w:color w:val="489872"/>
         </w:rPr>
         <w:t xml:space="preserve">Richard Rodriguez:</w:t>
       </w:r>
@@ -1670,9 +1669,9 @@
       </w:r>
       <w:r>
         <w:rPr>
-          <w:b w:val="true"/>
-          <w:bCs w:val="true"/>
-          <w:color w:val="72B372"/>
+          <w:b/>
+          <w:bCs/>
+          <w:color w:val="489872"/>
         </w:rPr>
         <w:t xml:space="preserve">Richard Rodriguez:</w:t>
       </w:r>
@@ -1695,9 +1694,9 @@
       </w:r>
       <w:r>
         <w:rPr>
-          <w:b w:val="true"/>
-          <w:bCs w:val="true"/>
-          <w:color w:val="6600CC"/>
+          <w:b/>
+          <w:bCs/>
+          <w:color w:val="9C5DE1"/>
         </w:rPr>
         <w:t xml:space="preserve">Aqeel Shadid:</w:t>
       </w:r>
@@ -1720,9 +1719,9 @@
       </w:r>
       <w:r>
         <w:rPr>
-          <w:b w:val="true"/>
-          <w:bCs w:val="true"/>
-          <w:color w:val="6600CC"/>
+          <w:b/>
+          <w:bCs/>
+          <w:color w:val="9C5DE1"/>
         </w:rPr>
         <w:t xml:space="preserve">Aqeel Shadid:</w:t>
       </w:r>
@@ -1754,9 +1753,9 @@
       </w:r>
       <w:r>
         <w:rPr>
-          <w:b w:val="true"/>
-          <w:bCs w:val="true"/>
-          <w:color w:val="6600CC"/>
+          <w:b/>
+          <w:bCs/>
+          <w:color w:val="9C5DE1"/>
         </w:rPr>
         <w:t xml:space="preserve">Aqeel Shadid:</w:t>
       </w:r>
@@ -1779,9 +1778,9 @@
       </w:r>
       <w:r>
         <w:rPr>
-          <w:b w:val="true"/>
-          <w:bCs w:val="true"/>
-          <w:color w:val="6600CC"/>
+          <w:b/>
+          <w:bCs/>
+          <w:color w:val="9C5DE1"/>
         </w:rPr>
         <w:t xml:space="preserve">Aqeel Shadid:</w:t>
       </w:r>
@@ -1804,9 +1803,9 @@
       </w:r>
       <w:r>
         <w:rPr>
-          <w:b w:val="true"/>
-          <w:bCs w:val="true"/>
-          <w:color w:val="6600CC"/>
+          <w:b/>
+          <w:bCs/>
+          <w:color w:val="9C5DE1"/>
         </w:rPr>
         <w:t xml:space="preserve">Aqeel Shadid:</w:t>
       </w:r>
@@ -1829,9 +1828,9 @@
       </w:r>
       <w:r>
         <w:rPr>
-          <w:b w:val="true"/>
-          <w:bCs w:val="true"/>
-          <w:color w:val="6600CC"/>
+          <w:b/>
+          <w:bCs/>
+          <w:color w:val="9C5DE1"/>
         </w:rPr>
         <w:t xml:space="preserve">Aqeel Shadid:</w:t>
       </w:r>
@@ -1863,9 +1862,9 @@
       </w:r>
       <w:r>
         <w:rPr>
-          <w:b w:val="true"/>
-          <w:bCs w:val="true"/>
-          <w:color w:val="6600CC"/>
+          <w:b/>
+          <w:bCs/>
+          <w:color w:val="9C5DE1"/>
         </w:rPr>
         <w:t xml:space="preserve">Aqeel Shadid:</w:t>
       </w:r>
@@ -1888,9 +1887,9 @@
       </w:r>
       <w:r>
         <w:rPr>
-          <w:b w:val="true"/>
-          <w:bCs w:val="true"/>
-          <w:color w:val="6600CC"/>
+          <w:b/>
+          <w:bCs/>
+          <w:color w:val="9C5DE1"/>
         </w:rPr>
         <w:t xml:space="preserve">Aqeel Shadid:</w:t>
       </w:r>
@@ -1913,9 +1912,9 @@
       </w:r>
       <w:r>
         <w:rPr>
-          <w:b w:val="true"/>
-          <w:bCs w:val="true"/>
-          <w:color w:val="6600CC"/>
+          <w:b/>
+          <w:bCs/>
+          <w:color w:val="9C5DE1"/>
         </w:rPr>
         <w:t xml:space="preserve">Aqeel Shadid:</w:t>
       </w:r>
@@ -1947,9 +1946,9 @@
       </w:r>
       <w:r>
         <w:rPr>
-          <w:b w:val="true"/>
-          <w:bCs w:val="true"/>
-          <w:color w:val="6600CC"/>
+          <w:b/>
+          <w:bCs/>
+          <w:color w:val="9C5DE1"/>
         </w:rPr>
         <w:t xml:space="preserve">Aqeel Shadid:</w:t>
       </w:r>
@@ -1972,9 +1971,9 @@
       </w:r>
       <w:r>
         <w:rPr>
-          <w:b w:val="true"/>
-          <w:bCs w:val="true"/>
-          <w:color w:val="6600CC"/>
+          <w:b/>
+          <w:bCs/>
+          <w:color w:val="9C5DE1"/>
         </w:rPr>
         <w:t xml:space="preserve">Aqeel Shadid:</w:t>
       </w:r>
@@ -2006,9 +2005,9 @@
       </w:r>
       <w:r>
         <w:rPr>
-          <w:b w:val="true"/>
-          <w:bCs w:val="true"/>
-          <w:color w:val="6600CC"/>
+          <w:b/>
+          <w:bCs/>
+          <w:color w:val="9C5DE1"/>
         </w:rPr>
         <w:t xml:space="preserve">Aqeel Shadid:</w:t>
       </w:r>
@@ -2031,9 +2030,9 @@
       </w:r>
       <w:r>
         <w:rPr>
-          <w:b w:val="true"/>
-          <w:bCs w:val="true"/>
-          <w:color w:val="6600CC"/>
+          <w:b/>
+          <w:bCs/>
+          <w:color w:val="9C5DE1"/>
         </w:rPr>
         <w:t xml:space="preserve">Aqeel Shadid:</w:t>
       </w:r>
@@ -2056,9 +2055,9 @@
       </w:r>
       <w:r>
         <w:rPr>
-          <w:b w:val="true"/>
-          <w:bCs w:val="true"/>
-          <w:color w:val="6600CC"/>
+          <w:b/>
+          <w:bCs/>
+          <w:color w:val="9C5DE1"/>
         </w:rPr>
         <w:t xml:space="preserve">Aqeel Shadid:</w:t>
       </w:r>
@@ -2090,9 +2089,9 @@
       </w:r>
       <w:r>
         <w:rPr>
-          <w:b w:val="true"/>
-          <w:bCs w:val="true"/>
-          <w:color w:val="6600CC"/>
+          <w:b/>
+          <w:bCs/>
+          <w:color w:val="9C5DE1"/>
         </w:rPr>
         <w:t xml:space="preserve">Aqeel Shadid:</w:t>
       </w:r>
@@ -2115,9 +2114,9 @@
       </w:r>
       <w:r>
         <w:rPr>
-          <w:b w:val="true"/>
-          <w:bCs w:val="true"/>
-          <w:color w:val="6600CC"/>
+          <w:b/>
+          <w:bCs/>
+          <w:color w:val="9C5DE1"/>
         </w:rPr>
         <w:t xml:space="preserve">Aqeel Shadid:</w:t>
       </w:r>
@@ -2140,9 +2139,9 @@
       </w:r>
       <w:r>
         <w:rPr>
-          <w:b w:val="true"/>
-          <w:bCs w:val="true"/>
-          <w:color w:val="6600CC"/>
+          <w:b/>
+          <w:bCs/>
+          <w:color w:val="9C5DE1"/>
         </w:rPr>
         <w:t xml:space="preserve">Aqeel Shadid:</w:t>
       </w:r>
@@ -2174,9 +2173,9 @@
       </w:r>
       <w:r>
         <w:rPr>
-          <w:b w:val="true"/>
-          <w:bCs w:val="true"/>
-          <w:color w:val="72B372"/>
+          <w:b/>
+          <w:bCs/>
+          <w:color w:val="489872"/>
         </w:rPr>
         <w:t xml:space="preserve">Richard Rodriguez:</w:t>
       </w:r>
@@ -2199,9 +2198,9 @@
       </w:r>
       <w:r>
         <w:rPr>
-          <w:b w:val="true"/>
-          <w:bCs w:val="true"/>
-          <w:color w:val="72B372"/>
+          <w:b/>
+          <w:bCs/>
+          <w:color w:val="489872"/>
         </w:rPr>
         <w:t xml:space="preserve">Richard Rodriguez:</w:t>
       </w:r>
@@ -2224,9 +2223,9 @@
       </w:r>
       <w:r>
         <w:rPr>
-          <w:b w:val="true"/>
-          <w:bCs w:val="true"/>
-          <w:color w:val="6600CC"/>
+          <w:b/>
+          <w:bCs/>
+          <w:color w:val="9C5DE1"/>
         </w:rPr>
         <w:t xml:space="preserve">Aqeel Shadid:</w:t>
       </w:r>
@@ -2249,9 +2248,9 @@
       </w:r>
       <w:r>
         <w:rPr>
-          <w:b w:val="true"/>
-          <w:bCs w:val="true"/>
-          <w:color w:val="6600CC"/>
+          <w:b/>
+          <w:bCs/>
+          <w:color w:val="9C5DE1"/>
         </w:rPr>
         <w:t xml:space="preserve">Aqeel Shadid:</w:t>
       </w:r>
@@ -2274,9 +2273,9 @@
       </w:r>
       <w:r>
         <w:rPr>
-          <w:b w:val="true"/>
-          <w:bCs w:val="true"/>
-          <w:color w:val="6600CC"/>
+          <w:b/>
+          <w:bCs/>
+          <w:color w:val="9C5DE1"/>
         </w:rPr>
         <w:t xml:space="preserve">Aqeel Shadid:</w:t>
       </w:r>
@@ -2308,9 +2307,9 @@
       </w:r>
       <w:r>
         <w:rPr>
-          <w:b w:val="true"/>
-          <w:bCs w:val="true"/>
-          <w:color w:val="6600CC"/>
+          <w:b/>
+          <w:bCs/>
+          <w:color w:val="9C5DE1"/>
         </w:rPr>
         <w:t xml:space="preserve">Aqeel Shadid:</w:t>
       </w:r>
@@ -2333,9 +2332,9 @@
       </w:r>
       <w:r>
         <w:rPr>
-          <w:b w:val="true"/>
-          <w:bCs w:val="true"/>
-          <w:color w:val="6600CC"/>
+          <w:b/>
+          <w:bCs/>
+          <w:color w:val="9C5DE1"/>
         </w:rPr>
         <w:t xml:space="preserve">Aqeel Shadid:</w:t>
       </w:r>
@@ -2358,9 +2357,9 @@
       </w:r>
       <w:r>
         <w:rPr>
-          <w:b w:val="true"/>
-          <w:bCs w:val="true"/>
-          <w:color w:val="72B372"/>
+          <w:b/>
+          <w:bCs/>
+          <w:color w:val="489872"/>
         </w:rPr>
         <w:t xml:space="preserve">Richard Rodriguez:</w:t>
       </w:r>
@@ -2383,9 +2382,9 @@
       </w:r>
       <w:r>
         <w:rPr>
-          <w:b w:val="true"/>
-          <w:bCs w:val="true"/>
-          <w:color w:val="72B372"/>
+          <w:b/>
+          <w:bCs/>
+          <w:color w:val="489872"/>
         </w:rPr>
         <w:t xml:space="preserve">Richard Rodriguez:</w:t>
       </w:r>
@@ -2417,9 +2416,9 @@
       </w:r>
       <w:r>
         <w:rPr>
-          <w:b w:val="true"/>
-          <w:bCs w:val="true"/>
-          <w:color w:val="72B372"/>
+          <w:b/>
+          <w:bCs/>
+          <w:color w:val="489872"/>
         </w:rPr>
         <w:t xml:space="preserve">Richard Rodriguez:</w:t>
       </w:r>
@@ -2442,9 +2441,9 @@
       </w:r>
       <w:r>
         <w:rPr>
-          <w:b w:val="true"/>
-          <w:bCs w:val="true"/>
-          <w:color w:val="72B372"/>
+          <w:b/>
+          <w:bCs/>
+          <w:color w:val="489872"/>
         </w:rPr>
         <w:t xml:space="preserve">Richard Rodriguez:</w:t>
       </w:r>
@@ -2467,9 +2466,9 @@
       </w:r>
       <w:r>
         <w:rPr>
-          <w:b w:val="true"/>
-          <w:bCs w:val="true"/>
-          <w:color w:val="72B372"/>
+          <w:b/>
+          <w:bCs/>
+          <w:color w:val="489872"/>
         </w:rPr>
         <w:t xml:space="preserve">Richard Rodriguez:</w:t>
       </w:r>
@@ -2492,9 +2491,9 @@
       </w:r>
       <w:r>
         <w:rPr>
-          <w:b w:val="true"/>
-          <w:bCs w:val="true"/>
-          <w:color w:val="6600CC"/>
+          <w:b/>
+          <w:bCs/>
+          <w:color w:val="9C5DE1"/>
         </w:rPr>
         <w:t xml:space="preserve">Aqeel Shadid:</w:t>
       </w:r>
@@ -2526,9 +2525,9 @@
       </w:r>
       <w:r>
         <w:rPr>
-          <w:b w:val="true"/>
-          <w:bCs w:val="true"/>
-          <w:color w:val="6600CC"/>
+          <w:b/>
+          <w:bCs/>
+          <w:color w:val="9C5DE1"/>
         </w:rPr>
         <w:t xml:space="preserve">Aqeel Shadid:</w:t>
       </w:r>
@@ -2551,9 +2550,9 @@
       </w:r>
       <w:r>
         <w:rPr>
-          <w:b w:val="true"/>
-          <w:bCs w:val="true"/>
-          <w:color w:val="6600CC"/>
+          <w:b/>
+          <w:bCs/>
+          <w:color w:val="9C5DE1"/>
         </w:rPr>
         <w:t xml:space="preserve">Aqeel Shadid:</w:t>
       </w:r>
@@ -2576,9 +2575,9 @@
       </w:r>
       <w:r>
         <w:rPr>
-          <w:b w:val="true"/>
-          <w:bCs w:val="true"/>
-          <w:color w:val="6600CC"/>
+          <w:b/>
+          <w:bCs/>
+          <w:color w:val="9C5DE1"/>
         </w:rPr>
         <w:t xml:space="preserve">Aqeel Shadid:</w:t>
       </w:r>
@@ -2601,9 +2600,9 @@
       </w:r>
       <w:r>
         <w:rPr>
-          <w:b w:val="true"/>
-          <w:bCs w:val="true"/>
-          <w:color w:val="6600CC"/>
+          <w:b/>
+          <w:bCs/>
+          <w:color w:val="9C5DE1"/>
         </w:rPr>
         <w:t xml:space="preserve">Aqeel Shadid:</w:t>
       </w:r>
@@ -2635,9 +2634,9 @@
       </w:r>
       <w:r>
         <w:rPr>
-          <w:b w:val="true"/>
-          <w:bCs w:val="true"/>
-          <w:color w:val="6600CC"/>
+          <w:b/>
+          <w:bCs/>
+          <w:color w:val="9C5DE1"/>
         </w:rPr>
         <w:t xml:space="preserve">Aqeel Shadid:</w:t>
       </w:r>
@@ -2660,9 +2659,9 @@
       </w:r>
       <w:r>
         <w:rPr>
-          <w:b w:val="true"/>
-          <w:bCs w:val="true"/>
-          <w:color w:val="6600CC"/>
+          <w:b/>
+          <w:bCs/>
+          <w:color w:val="9C5DE1"/>
         </w:rPr>
         <w:t xml:space="preserve">Aqeel Shadid:</w:t>
       </w:r>
@@ -2685,9 +2684,9 @@
       </w:r>
       <w:r>
         <w:rPr>
-          <w:b w:val="true"/>
-          <w:bCs w:val="true"/>
-          <w:color w:val="6600CC"/>
+          <w:b/>
+          <w:bCs/>
+          <w:color w:val="9C5DE1"/>
         </w:rPr>
         <w:t xml:space="preserve">Aqeel Shadid:</w:t>
       </w:r>
@@ -2719,9 +2718,9 @@
       </w:r>
       <w:r>
         <w:rPr>
-          <w:b w:val="true"/>
-          <w:bCs w:val="true"/>
-          <w:color w:val="72B372"/>
+          <w:b/>
+          <w:bCs/>
+          <w:color w:val="489872"/>
         </w:rPr>
         <w:t xml:space="preserve">Richard Rodriguez:</w:t>
       </w:r>
@@ -2744,9 +2743,9 @@
       </w:r>
       <w:r>
         <w:rPr>
-          <w:b w:val="true"/>
-          <w:bCs w:val="true"/>
-          <w:color w:val="6600CC"/>
+          <w:b/>
+          <w:bCs/>
+          <w:color w:val="9C5DE1"/>
         </w:rPr>
         <w:t xml:space="preserve">Aqeel Shadid:</w:t>
       </w:r>
@@ -2769,9 +2768,9 @@
       </w:r>
       <w:r>
         <w:rPr>
-          <w:b w:val="true"/>
-          <w:bCs w:val="true"/>
-          <w:color w:val="6600CC"/>
+          <w:b/>
+          <w:bCs/>
+          <w:color w:val="9C5DE1"/>
         </w:rPr>
         <w:t xml:space="preserve">Aqeel Shadid:</w:t>
       </w:r>
@@ -2803,9 +2802,9 @@
       </w:r>
       <w:r>
         <w:rPr>
-          <w:b w:val="true"/>
-          <w:bCs w:val="true"/>
-          <w:color w:val="6600CC"/>
+          <w:b/>
+          <w:bCs/>
+          <w:color w:val="9C5DE1"/>
         </w:rPr>
         <w:t xml:space="preserve">Aqeel Shadid:</w:t>
       </w:r>
@@ -2828,9 +2827,9 @@
       </w:r>
       <w:r>
         <w:rPr>
-          <w:b w:val="true"/>
-          <w:bCs w:val="true"/>
-          <w:color w:val="6600CC"/>
+          <w:b/>
+          <w:bCs/>
+          <w:color w:val="9C5DE1"/>
         </w:rPr>
         <w:t xml:space="preserve">Aqeel Shadid:</w:t>
       </w:r>
@@ -2853,9 +2852,9 @@
       </w:r>
       <w:r>
         <w:rPr>
-          <w:b w:val="true"/>
-          <w:bCs w:val="true"/>
-          <w:color w:val="6600CC"/>
+          <w:b/>
+          <w:bCs/>
+          <w:color w:val="9C5DE1"/>
         </w:rPr>
         <w:t xml:space="preserve">Aqeel Shadid:</w:t>
       </w:r>
@@ -2887,9 +2886,9 @@
       </w:r>
       <w:r>
         <w:rPr>
-          <w:b w:val="true"/>
-          <w:bCs w:val="true"/>
-          <w:color w:val="6600CC"/>
+          <w:b/>
+          <w:bCs/>
+          <w:color w:val="9C5DE1"/>
         </w:rPr>
         <w:t xml:space="preserve">Aqeel Shadid:</w:t>
       </w:r>
@@ -2912,9 +2911,9 @@
       </w:r>
       <w:r>
         <w:rPr>
-          <w:b w:val="true"/>
-          <w:bCs w:val="true"/>
-          <w:color w:val="6600CC"/>
+          <w:b/>
+          <w:bCs/>
+          <w:color w:val="9C5DE1"/>
         </w:rPr>
         <w:t xml:space="preserve">Aqeel Shadid:</w:t>
       </w:r>
@@ -2937,9 +2936,9 @@
       </w:r>
       <w:r>
         <w:rPr>
-          <w:b w:val="true"/>
-          <w:bCs w:val="true"/>
-          <w:color w:val="72B372"/>
+          <w:b/>
+          <w:bCs/>
+          <w:color w:val="489872"/>
         </w:rPr>
         <w:t xml:space="preserve">Richard Rodriguez:</w:t>
       </w:r>
@@ -2971,9 +2970,9 @@
       </w:r>
       <w:r>
         <w:rPr>
-          <w:b w:val="true"/>
-          <w:bCs w:val="true"/>
-          <w:color w:val="6600CC"/>
+          <w:b/>
+          <w:bCs/>
+          <w:color w:val="9C5DE1"/>
         </w:rPr>
         <w:t xml:space="preserve">Aqeel Shadid:</w:t>
       </w:r>
@@ -2996,9 +2995,9 @@
       </w:r>
       <w:r>
         <w:rPr>
-          <w:b w:val="true"/>
-          <w:bCs w:val="true"/>
-          <w:color w:val="6600CC"/>
+          <w:b/>
+          <w:bCs/>
+          <w:color w:val="9C5DE1"/>
         </w:rPr>
         <w:t xml:space="preserve">Aqeel Shadid:</w:t>
       </w:r>
@@ -3021,9 +3020,9 @@
       </w:r>
       <w:r>
         <w:rPr>
-          <w:b w:val="true"/>
-          <w:bCs w:val="true"/>
-          <w:color w:val="72B372"/>
+          <w:b/>
+          <w:bCs/>
+          <w:color w:val="489872"/>
         </w:rPr>
         <w:t xml:space="preserve">Richard Rodriguez:</w:t>
       </w:r>
@@ -3046,9 +3045,9 @@
       </w:r>
       <w:r>
         <w:rPr>
-          <w:b w:val="true"/>
-          <w:bCs w:val="true"/>
-          <w:color w:val="72B372"/>
+          <w:b/>
+          <w:bCs/>
+          <w:color w:val="489872"/>
         </w:rPr>
         <w:t xml:space="preserve">Richard Rodriguez:</w:t>
       </w:r>
@@ -3071,9 +3070,9 @@
       </w:r>
       <w:r>
         <w:rPr>
-          <w:b w:val="true"/>
-          <w:bCs w:val="true"/>
-          <w:color w:val="6600CC"/>
+          <w:b/>
+          <w:bCs/>
+          <w:color w:val="9C5DE1"/>
         </w:rPr>
         <w:t xml:space="preserve">Aqeel Shadid:</w:t>
       </w:r>
@@ -3083,13 +3082,53 @@
     </w:p>
     <w:sectPr>
       <w:pgSz w:w="11906" w:h="16838" w:orient="portrait"/>
-      <w:pgMar w:top="1440" w:right="1440" w:bottom="1440" w:left="1440" w:header="708" w:footer="708" w:gutter="0" w:mirrorMargins="false"/>
-      <w:cols w:space="708" w:num="1" w:sep="false"/>
+      <w:pgMar w:top="1440" w:right="1440" w:bottom="1440" w:left="1440" w:header="708" w:footer="708" w:gutter="0"/>
+      <w:pgNumType/>
       <w:docGrid w:linePitch="360"/>
-      <w:pgNumType/>
     </w:sectPr>
   </w:body>
 </w:document>
+</file>
+
+<file path=word/comments.xml><?xml version="1.0" encoding="utf-8"?>
+<w:comments xmlns:cx="http://schemas.microsoft.com/office/drawing/2014/chartex" xmlns:cx1="http://schemas.microsoft.com/office/drawing/2015/9/8/chartex" xmlns:cx2="http://schemas.microsoft.com/office/drawing/2015/10/21/chartex" xmlns:cx3="http://schemas.microsoft.com/office/drawing/2016/5/9/chartex" xmlns:cx4="http://schemas.microsoft.com/office/drawing/2016/5/10/chartex" xmlns:cx5="http://schemas.microsoft.com/office/drawing/2016/5/11/chartex" xmlns:cx6="http://schemas.microsoft.com/office/drawing/2016/5/12/chartex" xmlns:cx7="http://schemas.microsoft.com/office/drawing/2016/5/13/chartex" xmlns:cx8="http://schemas.microsoft.com/office/drawing/2016/5/14/chartex" xmlns:mc="http://schemas.openxmlformats.org/markup-compatibility/2006" xmlns:aink="http://schemas.microsoft.com/office/drawing/2016/ink" xmlns:am3d="http://schemas.microsoft.com/office/drawing/2017/model3d" xmlns:o="urn:schemas-microsoft-com:office:office" xmlns:r="http://schemas.openxmlformats.org/officeDocument/2006/relationships" xmlns:m="http://schemas.openxmlformats.org/officeDocument/2006/math" xmlns:v="urn:schemas-microsoft-com:vml" xmlns:wp14="http://schemas.microsoft.com/office/word/2010/wordprocessingDrawing" xmlns:wp="http://schemas.openxmlformats.org/drawingml/2006/wordprocessingDrawing" xmlns:w10="urn:schemas-microsoft-com:office:word" xmlns:w="http://schemas.openxmlformats.org/wordprocessingml/2006/main" xmlns:w14="http://schemas.microsoft.com/office/word/2010/wordml" xmlns:w15="http://schemas.microsoft.com/office/word/2012/wordml" xmlns:w16cex="http://schemas.microsoft.com/office/word/2018/wordml/cex" xmlns:w16cid="http://schemas.microsoft.com/office/word/2016/wordml/cid" xmlns:w16="http://schemas.microsoft.com/office/word/2018/wordml" xmlns:w16sdtdh="http://schemas.microsoft.com/office/word/2020/wordml/sdtdatahash" xmlns:w16se="http://schemas.microsoft.com/office/word/2015/wordml/symex" xmlns:wpg="http://schemas.microsoft.com/office/word/2010/wordprocessingGroup" xmlns:wpi="http://schemas.microsoft.com/office/word/2010/wordprocessingInk" xmlns:wne="http://schemas.microsoft.com/office/word/2006/wordml" xmlns:wps="http://schemas.microsoft.com/office/word/2010/wordprocessingShape"/>
+</file>
+
+<file path=word/endnotes.xml><?xml version="1.0" encoding="utf-8"?>
+<w:endnotes xmlns:wpc="http://schemas.microsoft.com/office/word/2010/wordprocessingCanvas" xmlns:mc="http://schemas.openxmlformats.org/markup-compatibility/2006" xmlns:o="urn:schemas-microsoft-com:office:office" xmlns:r="http://schemas.openxmlformats.org/officeDocument/2006/relationships" xmlns:m="http://schemas.openxmlformats.org/officeDocument/2006/math" xmlns:v="urn:schemas-microsoft-com:vml" xmlns:wp14="http://schemas.microsoft.com/office/word/2010/wordprocessingDrawing" xmlns:wp="http://schemas.openxmlformats.org/drawingml/2006/wordprocessingDrawing" xmlns:w10="urn:schemas-microsoft-com:office:word" xmlns:w="http://schemas.openxmlformats.org/wordprocessingml/2006/main" xmlns:w14="http://schemas.microsoft.com/office/word/2010/wordml" xmlns:w15="http://schemas.microsoft.com/office/word/2012/wordml" xmlns:wpg="http://schemas.microsoft.com/office/word/2010/wordprocessingGroup" xmlns:wpi="http://schemas.microsoft.com/office/word/2010/wordprocessingInk" xmlns:wne="http://schemas.microsoft.com/office/word/2006/wordml" xmlns:wps="http://schemas.microsoft.com/office/word/2010/wordprocessingShape" mc:Ignorable="w14 w15 wp14">
+  <w:endnote w:type="separator" w:id="-1">
+    <w:p>
+      <w:pPr>
+        <w:spacing w:after="0" w:line="240" w:lineRule="auto"/>
+      </w:pPr>
+      <w:r>
+        <w:rPr>
+          <w:rStyle w:val="EndnoteReference"/>
+        </w:rPr>
+        <w:endnoteRef/>
+      </w:r>
+      <w:r>
+        <w:separator/>
+      </w:r>
+    </w:p>
+  </w:endnote>
+  <w:endnote w:type="continuationSeparator" w:id="0">
+    <w:p>
+      <w:pPr>
+        <w:spacing w:after="0" w:line="240" w:lineRule="auto"/>
+      </w:pPr>
+      <w:r>
+        <w:rPr>
+          <w:rStyle w:val="EndnoteReference"/>
+        </w:rPr>
+        <w:endnoteRef/>
+      </w:r>
+      <w:r>
+        <w:continuationSeparator/>
+      </w:r>
+    </w:p>
+  </w:endnote>
+</w:endnotes>
 </file>
 
 <file path=word/footnotes.xml><?xml version="1.0" encoding="utf-8"?>
@@ -3131,92 +3170,92 @@
 
 <file path=word/numbering.xml><?xml version="1.0" encoding="utf-8"?>
 <w:numbering xmlns:wpc="http://schemas.microsoft.com/office/word/2010/wordprocessingCanvas" xmlns:mc="http://schemas.openxmlformats.org/markup-compatibility/2006" xmlns:o="urn:schemas-microsoft-com:office:office" xmlns:r="http://schemas.openxmlformats.org/officeDocument/2006/relationships" xmlns:m="http://schemas.openxmlformats.org/officeDocument/2006/math" xmlns:v="urn:schemas-microsoft-com:vml" xmlns:wp14="http://schemas.microsoft.com/office/word/2010/wordprocessingDrawing" xmlns:wp="http://schemas.openxmlformats.org/drawingml/2006/wordprocessingDrawing" xmlns:w10="urn:schemas-microsoft-com:office:word" xmlns:w="http://schemas.openxmlformats.org/wordprocessingml/2006/main" xmlns:w14="http://schemas.microsoft.com/office/word/2010/wordml" xmlns:w15="http://schemas.microsoft.com/office/word/2012/wordml" xmlns:wpg="http://schemas.microsoft.com/office/word/2010/wordprocessingGroup" xmlns:wpi="http://schemas.microsoft.com/office/word/2010/wordprocessingInk" xmlns:wne="http://schemas.microsoft.com/office/word/2006/wordml" xmlns:wps="http://schemas.microsoft.com/office/word/2010/wordprocessingShape" mc:Ignorable="w14 w15 wp14">
-  <w:abstractNum w:abstractNumId="0" w15:restartNumberingAfterBreak="0">
+  <w:abstractNum w:abstractNumId="1" w15:restartNumberingAfterBreak="0">
     <w:multiLevelType w:val="hybridMultilevel"/>
     <w:lvl w:ilvl="0" w15:tentative="1">
       <w:start w:val="1"/>
-      <w:lvlJc w:val="left"/>
       <w:numFmt w:val="bullet"/>
       <w:lvlText w:val="●"/>
+      <w:lvlJc w:val="left"/>
       <w:pPr>
         <w:ind w:left="720" w:hanging="360"/>
       </w:pPr>
     </w:lvl>
     <w:lvl w:ilvl="1" w15:tentative="1">
       <w:start w:val="1"/>
-      <w:lvlJc w:val="left"/>
       <w:numFmt w:val="bullet"/>
       <w:lvlText w:val="○"/>
+      <w:lvlJc w:val="left"/>
       <w:pPr>
         <w:ind w:left="1440" w:hanging="360"/>
       </w:pPr>
     </w:lvl>
     <w:lvl w:ilvl="2" w15:tentative="1">
       <w:start w:val="1"/>
-      <w:lvlJc w:val="left"/>
       <w:numFmt w:val="bullet"/>
       <w:lvlText w:val="■"/>
+      <w:lvlJc w:val="left"/>
       <w:pPr>
         <w:ind w:left="2160" w:hanging="360"/>
       </w:pPr>
     </w:lvl>
     <w:lvl w:ilvl="3" w15:tentative="1">
       <w:start w:val="1"/>
-      <w:lvlJc w:val="left"/>
       <w:numFmt w:val="bullet"/>
       <w:lvlText w:val="●"/>
+      <w:lvlJc w:val="left"/>
       <w:pPr>
         <w:ind w:left="2880" w:hanging="360"/>
       </w:pPr>
     </w:lvl>
     <w:lvl w:ilvl="4" w15:tentative="1">
       <w:start w:val="1"/>
-      <w:lvlJc w:val="left"/>
       <w:numFmt w:val="bullet"/>
       <w:lvlText w:val="○"/>
+      <w:lvlJc w:val="left"/>
       <w:pPr>
         <w:ind w:left="3600" w:hanging="360"/>
       </w:pPr>
     </w:lvl>
     <w:lvl w:ilvl="5" w15:tentative="1">
       <w:start w:val="1"/>
-      <w:lvlJc w:val="left"/>
       <w:numFmt w:val="bullet"/>
       <w:lvlText w:val="■"/>
+      <w:lvlJc w:val="left"/>
       <w:pPr>
         <w:ind w:left="4320" w:hanging="360"/>
       </w:pPr>
     </w:lvl>
     <w:lvl w:ilvl="6" w15:tentative="1">
       <w:start w:val="1"/>
-      <w:lvlJc w:val="left"/>
       <w:numFmt w:val="bullet"/>
       <w:lvlText w:val="●"/>
+      <w:lvlJc w:val="left"/>
       <w:pPr>
         <w:ind w:left="5040" w:hanging="360"/>
       </w:pPr>
     </w:lvl>
     <w:lvl w:ilvl="7" w15:tentative="1">
       <w:start w:val="1"/>
-      <w:lvlJc w:val="left"/>
       <w:numFmt w:val="bullet"/>
       <w:lvlText w:val="●"/>
+      <w:lvlJc w:val="left"/>
       <w:pPr>
         <w:ind w:left="5760" w:hanging="360"/>
       </w:pPr>
     </w:lvl>
     <w:lvl w:ilvl="8" w15:tentative="1">
       <w:start w:val="1"/>
-      <w:lvlJc w:val="left"/>
       <w:numFmt w:val="bullet"/>
       <w:lvlText w:val="●"/>
+      <w:lvlJc w:val="left"/>
       <w:pPr>
         <w:ind w:left="6480" w:hanging="360"/>
       </w:pPr>
     </w:lvl>
   </w:abstractNum>
-  <w:num w:numId="0">
-    <w:abstractNumId w:val="0"/>
+  <w:num w:numId="1">
+    <w:abstractNumId w:val="1"/>
     <w:lvlOverride w:ilvl="0">
       <w:startOverride w:val="1"/>
     </w:lvlOverride>
@@ -3232,94 +3271,94 @@
   </w:docDefaults>
   <w:style w:type="paragraph" w:styleId="Title">
     <w:name w:val="Title"/>
+    <w:basedOn w:val="Normal"/>
+    <w:next w:val="Normal"/>
+    <w:qFormat/>
     <w:pPr>
       <w:spacing w:after="260"/>
     </w:pPr>
     <w:rPr>
-      <w:b w:val="true"/>
-      <w:bCs w:val="true"/>
+      <w:b/>
+      <w:bCs/>
       <w:sz w:val="56"/>
       <w:szCs w:val="56"/>
     </w:rPr>
+  </w:style>
+  <w:style w:type="paragraph" w:styleId="Heading1">
+    <w:name w:val="Heading 1"/>
     <w:basedOn w:val="Normal"/>
     <w:next w:val="Normal"/>
     <w:qFormat/>
-  </w:style>
-  <w:style w:type="paragraph" w:styleId="Heading1">
-    <w:name w:val="Heading 1"/>
     <w:pPr>
-      <w:spacing w:before="120" w:after="260"/>
+      <w:spacing w:after="260" w:before="120"/>
     </w:pPr>
     <w:rPr>
-      <w:b w:val="true"/>
-      <w:bCs w:val="true"/>
+      <w:b/>
+      <w:bCs/>
       <w:sz w:val="48"/>
       <w:szCs w:val="48"/>
     </w:rPr>
+  </w:style>
+  <w:style w:type="paragraph" w:styleId="Heading2">
+    <w:name w:val="Heading 2"/>
     <w:basedOn w:val="Normal"/>
     <w:next w:val="Normal"/>
     <w:qFormat/>
-  </w:style>
-  <w:style w:type="paragraph" w:styleId="Heading2">
-    <w:name w:val="Heading 2"/>
     <w:rPr>
       <w:color w:val="2E74B5"/>
       <w:sz w:val="26"/>
       <w:szCs w:val="26"/>
     </w:rPr>
+  </w:style>
+  <w:style w:type="paragraph" w:styleId="Heading3">
+    <w:name w:val="Heading 3"/>
     <w:basedOn w:val="Normal"/>
     <w:next w:val="Normal"/>
     <w:qFormat/>
-  </w:style>
-  <w:style w:type="paragraph" w:styleId="Heading3">
-    <w:name w:val="Heading 3"/>
     <w:rPr>
       <w:color w:val="1F4D78"/>
       <w:sz w:val="24"/>
       <w:szCs w:val="24"/>
     </w:rPr>
+  </w:style>
+  <w:style w:type="paragraph" w:styleId="Heading4">
+    <w:name w:val="Heading 4"/>
     <w:basedOn w:val="Normal"/>
     <w:next w:val="Normal"/>
     <w:qFormat/>
-  </w:style>
-  <w:style w:type="paragraph" w:styleId="Heading4">
-    <w:name w:val="Heading 4"/>
     <w:rPr>
-      <w:i w:val="true"/>
-      <w:iCs w:val="true"/>
+      <w:i/>
+      <w:iCs/>
       <w:color w:val="2E74B5"/>
     </w:rPr>
+  </w:style>
+  <w:style w:type="paragraph" w:styleId="Heading5">
+    <w:name w:val="Heading 5"/>
     <w:basedOn w:val="Normal"/>
     <w:next w:val="Normal"/>
     <w:qFormat/>
-  </w:style>
-  <w:style w:type="paragraph" w:styleId="Heading5">
-    <w:name w:val="Heading 5"/>
     <w:rPr>
       <w:color w:val="2E74B5"/>
     </w:rPr>
+  </w:style>
+  <w:style w:type="paragraph" w:styleId="Heading6">
+    <w:name w:val="Heading 6"/>
     <w:basedOn w:val="Normal"/>
     <w:next w:val="Normal"/>
     <w:qFormat/>
-  </w:style>
-  <w:style w:type="paragraph" w:styleId="Heading6">
-    <w:name w:val="Heading 6"/>
     <w:rPr>
       <w:color w:val="1F4D78"/>
     </w:rPr>
+  </w:style>
+  <w:style w:type="paragraph" w:styleId="Strong">
+    <w:name w:val="Strong"/>
     <w:basedOn w:val="Normal"/>
     <w:next w:val="Normal"/>
     <w:qFormat/>
-  </w:style>
-  <w:style w:type="paragraph" w:styleId="Strong">
-    <w:name w:val="Strong"/>
     <w:rPr>
-      <w:b w:val="true"/>
-      <w:bCs w:val="true"/>
+      <w:b/>
+      <w:bCs/>
     </w:rPr>
-    <w:basedOn w:val="Normal"/>
-    <w:next w:val="Normal"/>
-    <w:qFormat/>
   </w:style>
   <w:style w:type="paragraph" w:styleId="ListParagraph">
     <w:name w:val="List Paragraph"/>
@@ -3328,26 +3367,31 @@
   </w:style>
   <w:style w:type="character" w:styleId="Hyperlink">
     <w:name w:val="Hyperlink"/>
-    <w:rPr>
-      <w:u w:val="single"/>
-      <w:color w:val="0563C1"/>
-    </w:rPr>
+    <w:basedOn w:val="DefaultParagraphFont"/>
     <w:uiPriority w:val="99"/>
     <w:unhideWhenUsed/>
-    <w:basedOn w:val="DefaultParagraphFont"/>
+    <w:rPr>
+      <w:color w:val="0563C1"/>
+      <w:u w:val="single"/>
+    </w:rPr>
   </w:style>
   <w:style w:type="character" w:styleId="FootnoteReference">
     <w:name w:val="footnote reference"/>
+    <w:basedOn w:val="DefaultParagraphFont"/>
+    <w:uiPriority w:val="99"/>
+    <w:semiHidden/>
+    <w:unhideWhenUsed/>
     <w:rPr>
       <w:vertAlign w:val="superscript"/>
     </w:rPr>
-    <w:uiPriority w:val="99"/>
-    <w:unhideWhenUsed/>
-    <w:basedOn w:val="DefaultParagraphFont"/>
-    <w:semiHidden/>
   </w:style>
   <w:style w:type="paragraph" w:styleId="FootnoteText">
     <w:name w:val="footnote text"/>
+    <w:basedOn w:val="Normal"/>
+    <w:link w:val="FootnoteTextChar"/>
+    <w:uiPriority w:val="99"/>
+    <w:semiHidden/>
+    <w:unhideWhenUsed/>
     <w:pPr>
       <w:spacing w:after="0" w:line="240" w:lineRule="auto"/>
     </w:pPr>
@@ -3355,23 +3399,55 @@
       <w:sz w:val="20"/>
       <w:szCs w:val="20"/>
     </w:rPr>
-    <w:basedOn w:val="Normal"/>
-    <w:link w:val="FootnoteTextChar"/>
-    <w:semiHidden/>
-    <w:uiPriority w:val="99"/>
-    <w:unhideWhenUsed/>
   </w:style>
   <w:style w:type="character" w:styleId="FootnoteTextChar">
     <w:name w:val="Footnote Text Char"/>
+    <w:basedOn w:val="DefaultParagraphFont"/>
+    <w:link w:val="FootnoteText"/>
+    <w:uiPriority w:val="99"/>
+    <w:semiHidden/>
+    <w:unhideWhenUsed/>
     <w:rPr>
       <w:sz w:val="20"/>
       <w:szCs w:val="20"/>
     </w:rPr>
+  </w:style>
+  <w:style w:type="character" w:styleId="EndnoteReference">
+    <w:name w:val="endnote reference"/>
+    <w:basedOn w:val="DefaultParagraphFont"/>
     <w:uiPriority w:val="99"/>
+    <w:semiHidden/>
     <w:unhideWhenUsed/>
+    <w:rPr>
+      <w:vertAlign w:val="superscript"/>
+    </w:rPr>
+  </w:style>
+  <w:style w:type="paragraph" w:styleId="EndnoteText">
+    <w:name w:val="endnote text"/>
+    <w:basedOn w:val="Normal"/>
+    <w:link w:val="EndnoteTextChar"/>
+    <w:uiPriority w:val="99"/>
+    <w:semiHidden/>
+    <w:unhideWhenUsed/>
+    <w:pPr>
+      <w:spacing w:after="0" w:line="240" w:lineRule="auto"/>
+    </w:pPr>
+    <w:rPr>
+      <w:sz w:val="20"/>
+      <w:szCs w:val="20"/>
+    </w:rPr>
+  </w:style>
+  <w:style w:type="character" w:styleId="EndnoteTextChar">
+    <w:name w:val="Endnote Text Char"/>
     <w:basedOn w:val="DefaultParagraphFont"/>
-    <w:link w:val="FootnoteText"/>
+    <w:link w:val="EndnoteText"/>
+    <w:uiPriority w:val="99"/>
     <w:semiHidden/>
+    <w:unhideWhenUsed/>
+    <w:rPr>
+      <w:sz w:val="20"/>
+      <w:szCs w:val="20"/>
+    </w:rPr>
   </w:style>
   <w:style w:type="paragraph" w:styleId="script">
     <w:name w:val="Script"/>
@@ -3387,8 +3463,8 @@
 </file>
 
 <file path=customXml/item1.xml><?xml version="1.0" encoding="utf-8"?>
-<ct:contentTypeSchema xmlns:ct="http://schemas.microsoft.com/office/2006/metadata/contentType" xmlns:ma="http://schemas.microsoft.com/office/2006/metadata/properties/metaAttributes" ct:_="" ma:_="" ma:contentTypeName="Document" ma:contentTypeID="0x0101009FA1A6C12D5787448B6C6587D08F2965" ma:contentTypeVersion="16" ma:contentTypeDescription="Create a new document." ma:contentTypeScope="" ma:versionID="f761e0c469cfbaff44f5778f0037afbe">
-  <xsd:schema xmlns:xsd="http://www.w3.org/2001/XMLSchema" xmlns:xs="http://www.w3.org/2001/XMLSchema" xmlns:p="http://schemas.microsoft.com/office/2006/metadata/properties" xmlns:ns2="3352e729-ef3a-4ad2-a915-07867a2cbda9" xmlns:ns3="afa60c69-e8fd-4ab1-8c56-0fe28cc4c33c" targetNamespace="http://schemas.microsoft.com/office/2006/metadata/properties" ma:root="true" ma:fieldsID="4112f99f01cfafd8b48e38df3bf566de" ns2:_="" ns3:_="">
+<ct:contentTypeSchema xmlns:ct="http://schemas.microsoft.com/office/2006/metadata/contentType" xmlns:ma="http://schemas.microsoft.com/office/2006/metadata/properties/metaAttributes" ct:_="" ma:_="" ma:contentTypeName="Document" ma:contentTypeID="0x0101009FA1A6C12D5787448B6C6587D08F2965" ma:contentTypeVersion="17" ma:contentTypeDescription="Create a new document." ma:contentTypeScope="" ma:versionID="f24f86ada7cafa22c6ab13bdb6555528">
+  <xsd:schema xmlns:xsd="http://www.w3.org/2001/XMLSchema" xmlns:xs="http://www.w3.org/2001/XMLSchema" xmlns:p="http://schemas.microsoft.com/office/2006/metadata/properties" xmlns:ns2="3352e729-ef3a-4ad2-a915-07867a2cbda9" xmlns:ns3="afa60c69-e8fd-4ab1-8c56-0fe28cc4c33c" targetNamespace="http://schemas.microsoft.com/office/2006/metadata/properties" ma:root="true" ma:fieldsID="7c8705d240f78acc5ebc3285b88b00f2" ns2:_="" ns3:_="">
     <xsd:import namespace="3352e729-ef3a-4ad2-a915-07867a2cbda9"/>
     <xsd:import namespace="afa60c69-e8fd-4ab1-8c56-0fe28cc4c33c"/>
     <xsd:element name="properties">
@@ -3412,6 +3488,7 @@
                 <xsd:element ref="ns3:MediaServiceLocation" minOccurs="0"/>
                 <xsd:element ref="ns3:Ready" minOccurs="0"/>
                 <xsd:element ref="ns3:MediaServiceSearchProperties" minOccurs="0"/>
+                <xsd:element ref="ns3:MediaServiceBillingMetadata" minOccurs="0"/>
               </xsd:all>
             </xsd:complexType>
           </xsd:element>
@@ -3523,6 +3600,11 @@
       </xsd:simpleType>
     </xsd:element>
     <xsd:element name="MediaServiceSearchProperties" ma:index="23" nillable="true" ma:displayName="MediaServiceSearchProperties" ma:hidden="true" ma:internalName="MediaServiceSearchProperties" ma:readOnly="true">
+      <xsd:simpleType>
+        <xsd:restriction base="dms:Note"/>
+      </xsd:simpleType>
+    </xsd:element>
+    <xsd:element name="MediaServiceBillingMetadata" ma:index="24" nillable="true" ma:displayName="MediaServiceBillingMetadata" ma:hidden="true" ma:internalName="MediaServiceBillingMetadata" ma:readOnly="true">
       <xsd:simpleType>
         <xsd:restriction base="dms:Note"/>
       </xsd:simpleType>
@@ -3639,23 +3721,23 @@
 <file path=customXml/item3.xml><?xml version="1.0" encoding="utf-8"?>
 <p:properties xmlns:p="http://schemas.microsoft.com/office/2006/metadata/properties" xmlns:xsi="http://www.w3.org/2001/XMLSchema-instance" xmlns:pc="http://schemas.microsoft.com/office/infopath/2007/PartnerControls">
   <documentManagement>
-    <TaxCatchAll xmlns="3352e729-ef3a-4ad2-a915-07867a2cbda9" xsi:nil="true"/>
     <lcf76f155ced4ddcb4097134ff3c332f xmlns="afa60c69-e8fd-4ab1-8c56-0fe28cc4c33c">
       <Terms xmlns="http://schemas.microsoft.com/office/infopath/2007/PartnerControls"/>
     </lcf76f155ced4ddcb4097134ff3c332f>
+    <TaxCatchAll xmlns="3352e729-ef3a-4ad2-a915-07867a2cbda9" xsi:nil="true"/>
     <Ready xmlns="afa60c69-e8fd-4ab1-8c56-0fe28cc4c33c">true</Ready>
   </documentManagement>
 </p:properties>
 </file>
 
 <file path=customXml/itemProps1.xml><?xml version="1.0" encoding="utf-8"?>
-<ds:datastoreItem xmlns:ds="http://schemas.openxmlformats.org/officeDocument/2006/customXml" ds:itemID="{CCDA9BF1-6884-46D3-BE0E-5826FA84FD5E}"/>
+<ds:datastoreItem xmlns:ds="http://schemas.openxmlformats.org/officeDocument/2006/customXml" ds:itemID="{2E8F4EE2-3749-4BFB-9DB1-B706C3E864A9}"/>
 </file>
 
 <file path=customXml/itemProps2.xml><?xml version="1.0" encoding="utf-8"?>
-<ds:datastoreItem xmlns:ds="http://schemas.openxmlformats.org/officeDocument/2006/customXml" ds:itemID="{63C307F5-BA9C-4620-BE3C-DF1A38E759C0}"/>
+<ds:datastoreItem xmlns:ds="http://schemas.openxmlformats.org/officeDocument/2006/customXml" ds:itemID="{6FE7E8A4-EC83-4775-84FA-74B5C32F6316}"/>
 </file>
 
 <file path=customXml/itemProps3.xml><?xml version="1.0" encoding="utf-8"?>
-<ds:datastoreItem xmlns:ds="http://schemas.openxmlformats.org/officeDocument/2006/customXml" ds:itemID="{99F4E3BB-1C32-4D72-90EB-B097D5D139A6}"/>
+<ds:datastoreItem xmlns:ds="http://schemas.openxmlformats.org/officeDocument/2006/customXml" ds:itemID="{7318AE6E-AE3E-4AAE-B905-B8CB0A12E674}"/>
 </file>